--- a/05-CPA税法/税法第④篇_进项税额抵扣_小号引流.docx
+++ b/05-CPA税法/税法第④篇_进项税额抵扣_小号引流.docx
@@ -209,7 +209,7 @@
           <w:color w:val="6B6560"/>
           <w:sz w:val="18"/>
         </w:rPr>
-        <w:t>账号：06红书店铺｜姗姗187 店铺大号 未实名</w:t>
+        <w:t>账号：06红书店铺｜姗姗 店铺大号</w:t>
       </w:r>
     </w:p>
     <w:sectPr>
